--- a/doc/WASM/Clozure_CL_WebAssembly_Port_Outline_v0_17.docx
+++ b/doc/WASM/Clozure_CL_WebAssembly_Port_Outline_v0_17.docx
@@ -41,7 +41,7 @@
     <w:p>
       <w:r>
         <w:rPr/>
-        <w:t xml:space="preserve">Version 0.17 replaces v0.16 and accompanies acceptance v1.7 and decisions v1.8. The bounded C/C4/B correctness protocol now has an executable corpus; new evidence awaits independent review. R7 binds execution records to per-test contracts and the inventory version, retaining original whole-inventory hashes as provenance. The required D3 candidates are C/C4/B; H(G) is optional future work. Module granularity and startup costs join the ABI measurement plan. macOS is the sole reference host for this Wasm project. The native baseline and external census trace use macOS; no alternate operating-system qualification is required. D5 protocol v1.1 records generation-guarded host wakes, nested active-request routing and parking at idle host boundaries. D3 remains open. Runtime acceptance remains evidence-scoped. [D]</w:t>
+        <w:t xml:space="preserve">Version 0.17 replaces v0.16 and accompanies acceptance v1.7 and decisions v1.8. The bounded C/C4/B correctness protocol now has an executable corpus; its eighteen correctness records are independently reviewed and accepted at their stated bounds. R7 binds execution records to per-test contracts and the inventory version, retaining original whole-inventory hashes as provenance. The required D3 candidates are C/C4/B; H(G) is optional future work. Module granularity and startup costs join the ABI measurement plan. macOS is the sole reference host for this Wasm project. The native baseline and external census trace use macOS; no alternate operating-system qualification is required. D5 protocol v1.1 records generation-guarded host wakes, nested active-request routing and parking at idle host boundaries. D3 remains open. Runtime acceptance remains evidence-scoped. [D]</w:t>
       </w:r>
     </w:p>
     <w:tbl>

--- a/doc/WASM/Clozure_CL_WebAssembly_Port_Outline_v0_17.docx
+++ b/doc/WASM/Clozure_CL_WebAssembly_Port_Outline_v0_17.docx
@@ -42,6 +42,25 @@
       <w:r>
         <w:rPr/>
         <w:t xml:space="preserve">Version 0.17 replaces v0.16 and accompanies acceptance v1.7 and decisions v1.8. The bounded C/C4/B correctness protocol now has an executable corpus; its eighteen correctness records are independently reviewed and accepted at their stated bounds. R7 binds execution records to per-test contracts and the inventory version, retaining original whole-inventory hashes as provenance. The required D3 candidates are C/C4/B; H(G) is optional future work. Module granularity and startup costs join the ABI measurement plan. macOS is the sole reference host for this Wasm project. The native baseline and external census trace use macOS; no alternate operating-system qualification is required. D5 protocol v1.1 records generation-guarded host wakes, nested active-request routing and parking at idle host boundaries. D3 remains open. Runtime acceptance remains evidence-scoped. [D]</w:t>
+      </w:r>
+    </w:p>
+    <w:p>
+      <w:r>
+        <w:rPr/>
+        <w:t xml:space="preserve">The current </w:t>
+      </w:r>
+      <w:hyperlink r:id="rId2">
+        <w:r>
+          <w:rPr>
+            <w:color w:val="175C91"/>
+            <w:u w:val="single"/>
+          </w:rPr>
+          <w:t xml:space="preserve">D3 exploratory execution</w:t>
+        </w:r>
+      </w:hyperlink>
+      <w:r>
+        <w:rPr/>
+        <w:t xml:space="preserve"> compares C/C4/B under same-module direct, same-instance indirect and cross-instance indirect packaging. Its new derivative and S0-LL21-a evidence need independent review; these bounded timings do not select an ABI or establish production startup, scale or browser behavior.</w:t>
       </w:r>
     </w:p>
     <w:tbl>
@@ -369,7 +388,7 @@
         <w:rPr/>
         <w:t xml:space="preserve">, the source of the previous inventories and E1–E5 reports. The revisions differ across 194 files, including substantial ARM64 and shared-source changes. H1 is reference material; its build results and recipes do not qualify U1. Current macOS Gate 0 execution is tracked separately from the still-unexecuted evaluated U1 census. See </w:t>
       </w:r>
-      <w:hyperlink r:id="rId2">
+      <w:hyperlink r:id="rId3">
         <w:r>
           <w:rPr>
             <w:color w:val="175C91"/>
@@ -382,7 +401,7 @@
         <w:rPr/>
         <w:t xml:space="preserve">, </w:t>
       </w:r>
-      <w:hyperlink r:id="rId3">
+      <w:hyperlink r:id="rId4">
         <w:r>
           <w:rPr>
             <w:color w:val="175C91"/>
@@ -395,7 +414,7 @@
         <w:rPr/>
         <w:t xml:space="preserve"> and </w:t>
       </w:r>
-      <w:hyperlink r:id="rId4">
+      <w:hyperlink r:id="rId5">
         <w:r>
           <w:rPr>
             <w:color w:val="175C91"/>
@@ -1468,7 +1487,7 @@
         <w:rPr/>
         <w:t xml:space="preserve">The earlier E4 cold-start profile is preserved in </w:t>
       </w:r>
-      <w:hyperlink r:id="rId5">
+      <w:hyperlink r:id="rId6">
         <w:r>
           <w:rPr>
             <w:color w:val="175C91"/>
@@ -1481,7 +1500,7 @@
         <w:rPr/>
         <w:t xml:space="preserve">. It is unverified historical context and does not specify host paths or services for the Wasm runtime. Reconcile a fresh macOS cold-start trace under the </w:t>
       </w:r>
-      <w:hyperlink r:id="rId6">
+      <w:hyperlink r:id="rId7">
         <w:r>
           <w:rPr>
             <w:color w:val="175C91"/>
@@ -1779,7 +1798,7 @@
         <w:rPr/>
         <w:t xml:space="preserve">Pin source, bootstrap artifact and digest, and ccl-tests; build the native kernel; perform one clean (rebuild-ccl :clean t); start the rebuilt Lisp; run the pinned tests; preserve commands, versions, logs and FASL digests. Use the macOS x86-64 U1 reference host and pinned Darwin bootstrap. A second clean rebuild measures same-host repeatability separately. The earlier H1 results remain </w:t>
       </w:r>
-      <w:hyperlink r:id="rId5">
+      <w:hyperlink r:id="rId6">
         <w:r>
           <w:rPr>
             <w:color w:val="175C91"/>
@@ -1798,7 +1817,7 @@
         <w:rPr/>
         <w:t xml:space="preserve">The native execution matrix is macOS x86-64. Preserve all upstream target-specific source under R6, and use macOS before/after output and behavior comparisons for this project. Historical cross-target recipes remain in </w:t>
       </w:r>
-      <w:hyperlink r:id="rId5">
+      <w:hyperlink r:id="rId6">
         <w:r>
           <w:rPr>
             <w:color w:val="175C91"/>
@@ -1855,53 +1874,53 @@
       </w:r>
     </w:p>
     <w:p>
+      <w:hyperlink r:id="rId8">
+        <w:r>
+          <w:rPr>
+            <w:color w:val="175C91"/>
+            <w:u w:val="single"/>
+          </w:rPr>
+          <w:t xml:space="preserve">Stage 0 plan</w:t>
+        </w:r>
+      </w:hyperlink>
+      <w:r>
+        <w:rPr/>
+        <w:t xml:space="preserve"> separates 0A baseline controls, 0B census, 0C representation/engine proofs, 0D integrated control/concurrency, 0E ABI experiments and 0F acceptance. The </w:t>
+      </w:r>
+      <w:hyperlink r:id="rId9">
+        <w:r>
+          <w:rPr>
+            <w:color w:val="175C91"/>
+            <w:u w:val="single"/>
+          </w:rPr>
+          <w:t xml:space="preserve">workflow</w:t>
+        </w:r>
+      </w:hyperlink>
+      <w:r>
+        <w:rPr/>
+        <w:t xml:space="preserve"> permits architecture work independently of native census work; both tracks join before acceptance. Subgates do not waive any Stage 0 requirement.</w:t>
+      </w:r>
+    </w:p>
+    <w:p>
+      <w:hyperlink r:id="rId10">
+        <w:r>
+          <w:rPr>
+            <w:color w:val="175C91"/>
+            <w:u w:val="single"/>
+          </w:rPr>
+          <w:t xml:space="preserve">Logical debugger frames</w:t>
+        </w:r>
+      </w:hyperlink>
+      <w:r>
+        <w:rPr/>
+        <w:t xml:space="preserve"> define observable frame identity, source/lexical maps, debug-policy availability and restoration across moving GC, suspension and EH. D3 must account for this contract before freezing an ABI. </w:t>
+      </w:r>
       <w:hyperlink r:id="rId7">
         <w:r>
           <w:rPr>
             <w:color w:val="175C91"/>
             <w:u w:val="single"/>
           </w:rPr>
-          <w:t xml:space="preserve">Stage 0 plan</w:t>
-        </w:r>
-      </w:hyperlink>
-      <w:r>
-        <w:rPr/>
-        <w:t xml:space="preserve"> separates 0A baseline controls, 0B census, 0C representation/engine proofs, 0D integrated control/concurrency, 0E ABI experiments and 0F acceptance. The </w:t>
-      </w:r>
-      <w:hyperlink r:id="rId8">
-        <w:r>
-          <w:rPr>
-            <w:color w:val="175C91"/>
-            <w:u w:val="single"/>
-          </w:rPr>
-          <w:t xml:space="preserve">workflow</w:t>
-        </w:r>
-      </w:hyperlink>
-      <w:r>
-        <w:rPr/>
-        <w:t xml:space="preserve"> permits architecture work independently of native census work; both tracks join before acceptance. Subgates do not waive any Stage 0 requirement.</w:t>
-      </w:r>
-    </w:p>
-    <w:p>
-      <w:hyperlink r:id="rId9">
-        <w:r>
-          <w:rPr>
-            <w:color w:val="175C91"/>
-            <w:u w:val="single"/>
-          </w:rPr>
-          <w:t xml:space="preserve">Logical debugger frames</w:t>
-        </w:r>
-      </w:hyperlink>
-      <w:r>
-        <w:rPr/>
-        <w:t xml:space="preserve"> define observable frame identity, source/lexical maps, debug-policy availability and restoration across moving GC, suspension and EH. D3 must account for this contract before freezing an ABI. </w:t>
-      </w:r>
-      <w:hyperlink r:id="rId6">
-        <w:r>
-          <w:rPr>
-            <w:color w:val="175C91"/>
-            <w:u w:val="single"/>
-          </w:rPr>
           <w:t xml:space="preserve">Census completeness</w:t>
         </w:r>
       </w:hyperlink>
@@ -1911,7 +1930,7 @@
       </w:r>
     </w:p>
     <w:p>
-      <w:hyperlink r:id="rId10">
+      <w:hyperlink r:id="rId11">
         <w:r>
           <w:rPr>
             <w:color w:val="175C91"/>
@@ -2204,7 +2223,7 @@
         <w:rPr/>
         <w:t xml:space="preserve">[1] </w:t>
       </w:r>
-      <w:hyperlink r:id="rId11">
+      <w:hyperlink r:id="rId12">
         <w:r>
           <w:rPr>
             <w:color w:val="175C91"/>
@@ -2223,7 +2242,7 @@
         <w:rPr/>
         <w:t xml:space="preserve">[2] </w:t>
       </w:r>
-      <w:hyperlink r:id="rId12">
+      <w:hyperlink r:id="rId13">
         <w:r>
           <w:rPr>
             <w:color w:val="175C91"/>
@@ -2242,7 +2261,7 @@
         <w:rPr/>
         <w:t xml:space="preserve">[3] </w:t>
       </w:r>
-      <w:hyperlink r:id="rId13">
+      <w:hyperlink r:id="rId14">
         <w:r>
           <w:rPr>
             <w:color w:val="175C91"/>
@@ -2261,7 +2280,7 @@
         <w:rPr/>
         <w:t xml:space="preserve">[4] </w:t>
       </w:r>
-      <w:hyperlink r:id="rId14">
+      <w:hyperlink r:id="rId15">
         <w:r>
           <w:rPr>
             <w:color w:val="175C91"/>
@@ -2280,7 +2299,7 @@
         <w:rPr/>
         <w:t xml:space="preserve">[5] </w:t>
       </w:r>
-      <w:hyperlink r:id="rId15">
+      <w:hyperlink r:id="rId16">
         <w:r>
           <w:rPr>
             <w:color w:val="175C91"/>
@@ -2299,7 +2318,7 @@
         <w:rPr/>
         <w:t xml:space="preserve">[6] </w:t>
       </w:r>
-      <w:hyperlink r:id="rId16">
+      <w:hyperlink r:id="rId17">
         <w:r>
           <w:rPr>
             <w:color w:val="175C91"/>
@@ -2318,7 +2337,7 @@
         <w:rPr/>
         <w:t xml:space="preserve">[7] </w:t>
       </w:r>
-      <w:hyperlink r:id="rId17">
+      <w:hyperlink r:id="rId18">
         <w:r>
           <w:rPr>
             <w:color w:val="175C91"/>
@@ -2337,7 +2356,7 @@
         <w:rPr/>
         <w:t xml:space="preserve">[8] </w:t>
       </w:r>
-      <w:hyperlink r:id="rId18">
+      <w:hyperlink r:id="rId19">
         <w:r>
           <w:rPr>
             <w:color w:val="175C91"/>
@@ -2356,7 +2375,7 @@
         <w:rPr/>
         <w:t xml:space="preserve">[9] </w:t>
       </w:r>
-      <w:hyperlink r:id="rId19">
+      <w:hyperlink r:id="rId20">
         <w:r>
           <w:rPr>
             <w:color w:val="175C91"/>
@@ -2375,7 +2394,7 @@
         <w:rPr/>
         <w:t xml:space="preserve">[10] </w:t>
       </w:r>
-      <w:hyperlink r:id="rId20">
+      <w:hyperlink r:id="rId21">
         <w:r>
           <w:rPr>
             <w:color w:val="175C91"/>
@@ -2394,7 +2413,7 @@
         <w:rPr/>
         <w:t xml:space="preserve">[11] </w:t>
       </w:r>
-      <w:hyperlink r:id="rId21">
+      <w:hyperlink r:id="rId22">
         <w:r>
           <w:rPr>
             <w:color w:val="175C91"/>
@@ -2413,7 +2432,7 @@
         <w:rPr/>
         <w:t xml:space="preserve">[12] </w:t>
       </w:r>
-      <w:hyperlink r:id="rId22">
+      <w:hyperlink r:id="rId23">
         <w:r>
           <w:rPr>
             <w:color w:val="175C91"/>
@@ -2432,7 +2451,7 @@
         <w:rPr/>
         <w:t xml:space="preserve">[13] </w:t>
       </w:r>
-      <w:hyperlink r:id="rId23">
+      <w:hyperlink r:id="rId24">
         <w:r>
           <w:rPr>
             <w:color w:val="175C91"/>
@@ -2451,7 +2470,7 @@
         <w:rPr/>
         <w:t xml:space="preserve">[14] </w:t>
       </w:r>
-      <w:hyperlink r:id="rId24">
+      <w:hyperlink r:id="rId25">
         <w:r>
           <w:rPr>
             <w:color w:val="175C91"/>
@@ -2470,7 +2489,7 @@
         <w:rPr/>
         <w:t xml:space="preserve">[15] </w:t>
       </w:r>
-      <w:hyperlink r:id="rId25">
+      <w:hyperlink r:id="rId26">
         <w:r>
           <w:rPr>
             <w:color w:val="175C91"/>
@@ -2489,7 +2508,7 @@
         <w:rPr/>
         <w:t xml:space="preserve">[16] </w:t>
       </w:r>
-      <w:hyperlink r:id="rId26">
+      <w:hyperlink r:id="rId27">
         <w:r>
           <w:rPr>
             <w:color w:val="175C91"/>
@@ -2508,7 +2527,7 @@
         <w:rPr/>
         <w:t xml:space="preserve">[17] </w:t>
       </w:r>
-      <w:hyperlink r:id="rId27">
+      <w:hyperlink r:id="rId28">
         <w:r>
           <w:rPr>
             <w:color w:val="175C91"/>
@@ -2527,7 +2546,7 @@
         <w:rPr/>
         <w:t xml:space="preserve">[18] </w:t>
       </w:r>
-      <w:hyperlink r:id="rId28">
+      <w:hyperlink r:id="rId29">
         <w:r>
           <w:rPr>
             <w:color w:val="175C91"/>
@@ -2546,7 +2565,7 @@
         <w:rPr/>
         <w:t xml:space="preserve">[19] </w:t>
       </w:r>
-      <w:hyperlink r:id="rId29">
+      <w:hyperlink r:id="rId30">
         <w:r>
           <w:rPr>
             <w:color w:val="175C91"/>
@@ -2565,7 +2584,7 @@
         <w:rPr/>
         <w:t xml:space="preserve">[20] </w:t>
       </w:r>
-      <w:hyperlink r:id="rId30">
+      <w:hyperlink r:id="rId31">
         <w:r>
           <w:rPr>
             <w:color w:val="175C91"/>
@@ -2584,7 +2603,7 @@
         <w:rPr/>
         <w:t xml:space="preserve">[21] </w:t>
       </w:r>
-      <w:hyperlink r:id="rId31">
+      <w:hyperlink r:id="rId32">
         <w:r>
           <w:rPr>
             <w:color w:val="175C91"/>
@@ -2603,7 +2622,7 @@
         <w:rPr/>
         <w:t xml:space="preserve">[22] </w:t>
       </w:r>
-      <w:hyperlink r:id="rId32">
+      <w:hyperlink r:id="rId33">
         <w:r>
           <w:rPr>
             <w:color w:val="175C91"/>
@@ -2622,7 +2641,7 @@
         <w:rPr/>
         <w:t xml:space="preserve">[23] </w:t>
       </w:r>
-      <w:hyperlink r:id="rId33">
+      <w:hyperlink r:id="rId34">
         <w:r>
           <w:rPr>
             <w:color w:val="175C91"/>
@@ -2641,7 +2660,7 @@
         <w:rPr/>
         <w:t xml:space="preserve">[24] </w:t>
       </w:r>
-      <w:hyperlink r:id="rId34">
+      <w:hyperlink r:id="rId35">
         <w:r>
           <w:rPr>
             <w:color w:val="175C91"/>
@@ -2660,7 +2679,7 @@
         <w:rPr/>
         <w:t xml:space="preserve">[25] </w:t>
       </w:r>
-      <w:hyperlink r:id="rId35">
+      <w:hyperlink r:id="rId36">
         <w:r>
           <w:rPr>
             <w:color w:val="175C91"/>
@@ -2694,7 +2713,7 @@
         <w:rPr/>
         <w:t xml:space="preserve">[U1] </w:t>
       </w:r>
-      <w:hyperlink r:id="rId36">
+      <w:hyperlink r:id="rId37">
         <w:r>
           <w:rPr>
             <w:color w:val="175C91"/>
@@ -2713,7 +2732,7 @@
         <w:rPr/>
         <w:t xml:space="preserve">[U1a] </w:t>
       </w:r>
-      <w:hyperlink r:id="rId37">
+      <w:hyperlink r:id="rId38">
         <w:r>
           <w:rPr>
             <w:color w:val="175C91"/>
@@ -2732,7 +2751,7 @@
         <w:rPr/>
         <w:t xml:space="preserve">[P1] </w:t>
       </w:r>
-      <w:hyperlink r:id="rId38">
+      <w:hyperlink r:id="rId39">
         <w:r>
           <w:rPr>
             <w:color w:val="175C91"/>

--- a/doc/WASM/Clozure_CL_WebAssembly_Port_Outline_v0_17.docx
+++ b/doc/WASM/Clozure_CL_WebAssembly_Port_Outline_v0_17.docx
@@ -41,13 +41,13 @@
     <w:p>
       <w:r>
         <w:rPr/>
-        <w:t xml:space="preserve">Version 0.17 replaces v0.16 and accompanies acceptance v1.7 and decisions v1.8. The bounded C/C4/B correctness protocol now has an executable corpus; its eighteen correctness records are independently reviewed and accepted at their stated bounds. R7 binds execution records to per-test contracts and the inventory version, retaining original whole-inventory hashes as provenance. The required D3 candidates are C/C4/B; H(G) is optional future work. Module granularity and startup costs join the ABI measurement plan. macOS is the sole reference host for this Wasm project. The native baseline and external census trace use macOS; no alternate operating-system qualification is required. D5 protocol v1.1 records generation-guarded host wakes, nested active-request routing and parking at idle host boundaries. D3 remains open. Runtime acceptance remains evidence-scoped. [D]</w:t>
-      </w:r>
-    </w:p>
-    <w:p>
-      <w:r>
-        <w:rPr/>
-        <w:t xml:space="preserve">The current </w:t>
+        <w:t xml:space="preserve">Version 0.17 replaces v0.16 and accompanies acceptance v1.7 and decisions v1.8. The bounded C/C4/B correctness protocol now has an executable corpus; its eighteen correctness records are independently reviewed and accepted at their stated bounds. R7 binds execution records to per-test contracts and the inventory version, retaining original whole-inventory hashes as provenance. D3 uses B for implementation; C/C4 remain alternatives; H(G) is optional future work. Module granularity and startup costs join the ABI measurement plan. macOS is the sole reference host for this Wasm project. The native baseline and external census trace use macOS; no alternate operating-system qualification is required. D5 protocol v1.1 records generation-guarded host wakes, nested active-request routing and parking at idle host boundaries. B is chosen for simplicity under the 12 September amendment; comparative timing is deferred. Runtime acceptance remains evidence-scoped. [D]</w:t>
+      </w:r>
+    </w:p>
+    <w:p>
+      <w:r>
+        <w:rPr/>
+        <w:t xml:space="preserve">The </w:t>
       </w:r>
       <w:hyperlink r:id="rId2">
         <w:r>
@@ -60,7 +60,20 @@
       </w:hyperlink>
       <w:r>
         <w:rPr/>
-        <w:t xml:space="preserve"> compares C/C4/B under same-module direct, same-instance indirect and cross-instance indirect packaging. Its new derivative and S0-LL21-a evidence need independent review; these bounded timings do not select an ABI or establish production startup, scale or browser behavior.</w:t>
+        <w:t xml:space="preserve"> and Claude fifth audit are retained. The user accepted S0-LL21-a for identity publication with pre-provisioned module bytes. The aggregate has 26 scoped acceptances and 23 missing records. </w:t>
+      </w:r>
+      <w:hyperlink r:id="rId3">
+        <w:r>
+          <w:rPr>
+            <w:color w:val="175C91"/>
+            <w:u w:val="single"/>
+          </w:rPr>
+          <w:t xml:space="preserve">B is the implementation choice</w:t>
+        </w:r>
+      </w:hyperlink>
+      <w:r>
+        <w:rPr/>
+        <w:t xml:space="preserve"> for simplicity; its apparent timing advantage is not established. Comparative measurement work is deferred. Production startup, scale and browser behavior remain open.</w:t>
       </w:r>
     </w:p>
     <w:tbl>
@@ -144,7 +157,7 @@
           <w:p>
             <w:r>
               <w:rPr/>
-              <w:t xml:space="preserve">D1–D7 selections, reversal criteria and protocol details; D3 remains the open ABI choice. The decided contracts are build targets, not claims of executed proof.</w:t>
+              <w:t xml:space="preserve">D1–D7 selections, reversal criteria and protocol details; D3 chooses B for implementation by engineering judgment. The decided contracts are build targets, not claims of executed proof.</w:t>
             </w:r>
           </w:p>
         </w:tc>
@@ -388,7 +401,7 @@
         <w:rPr/>
         <w:t xml:space="preserve">, the source of the previous inventories and E1–E5 reports. The revisions differ across 194 files, including substantial ARM64 and shared-source changes. H1 is reference material; its build results and recipes do not qualify U1. Current macOS Gate 0 execution is tracked separately from the still-unexecuted evaluated U1 census. See </w:t>
       </w:r>
-      <w:hyperlink r:id="rId3">
+      <w:hyperlink r:id="rId4">
         <w:r>
           <w:rPr>
             <w:color w:val="175C91"/>
@@ -401,7 +414,7 @@
         <w:rPr/>
         <w:t xml:space="preserve">, </w:t>
       </w:r>
-      <w:hyperlink r:id="rId4">
+      <w:hyperlink r:id="rId5">
         <w:r>
           <w:rPr>
             <w:color w:val="175C91"/>
@@ -414,7 +427,7 @@
         <w:rPr/>
         <w:t xml:space="preserve"> and </w:t>
       </w:r>
-      <w:hyperlink r:id="rId5">
+      <w:hyperlink r:id="rId6">
         <w:r>
           <w:rPr>
             <w:color w:val="175C91"/>
@@ -728,7 +741,7 @@
     <w:p>
       <w:r>
         <w:rPr/>
-        <w:t xml:space="preserve">D3 remains open among C, C4 and B, selecting one uniform generic Lisp-call protocol. H(G) is only a possible future enhancement; it does not gate any scheduled stage. A function table may contain heterogeneous signatures: call_indirect checks the call site’s expected type, not a table-wide Lisp signature. D3 fixes argument/count placement, closure self, overflow and zero/one/many values, and entry/stub protocols. Native three-register convention is evidence, not a Wasm requirement. [D, D3; LL05]</w:t>
+        <w:t xml:space="preserve">D3 selects B: explicit self/count in Wasm parameters, all Lisp arguments on VSP, and the existing zero/one/many-value return and owned-extra-value protocol. This is an engineering choice for simplicity, supported by bounded correctness rather than a timing win. C/C4 remain alternatives; H(G) is optional future work. A function table may contain heterogeneous signatures: call_indirect checks the call site expected type. [D, D3; LL05]</w:t>
       </w:r>
     </w:p>
     <w:p>
@@ -1487,7 +1500,7 @@
         <w:rPr/>
         <w:t xml:space="preserve">The earlier E4 cold-start profile is preserved in </w:t>
       </w:r>
-      <w:hyperlink r:id="rId6">
+      <w:hyperlink r:id="rId7">
         <w:r>
           <w:rPr>
             <w:color w:val="175C91"/>
@@ -1500,7 +1513,7 @@
         <w:rPr/>
         <w:t xml:space="preserve">. It is unverified historical context and does not specify host paths or services for the Wasm runtime. Reconcile a fresh macOS cold-start trace under the </w:t>
       </w:r>
-      <w:hyperlink r:id="rId7">
+      <w:hyperlink r:id="rId8">
         <w:r>
           <w:rPr>
             <w:color w:val="175C91"/>
@@ -1733,7 +1746,7 @@
     <w:p>
       <w:r>
         <w:rPr/>
-        <w:t xml:space="preserve">Lazy-stub choice remains conditional until D3 closes. A selected C, C4 or B uses one shared stub for its uniform Lisp-call convention. Equal Wasm types can carry different protocols, so role validation is separate from the engine type check. Install the correct stub or function in every allocated callable slot before dispatch; unused capacity remains null/non-callable. The C runtime’s named imports need not share the Lisp signature. [D, D3/D5; LL05, LL21]</w:t>
+        <w:t xml:space="preserve">B uses one shared stub for its uniform Lisp-call convention. Equal Wasm types can carry different protocols, so role validation is separate from the engine type check. Install the correct stub or function in every allocated callable slot before dispatch; unused capacity remains null/non-callable. The C runtime’s named imports need not share the Lisp signature. [D, D3/D5; LL05, LL21]</w:t>
       </w:r>
     </w:p>
     <w:p>
@@ -1798,7 +1811,7 @@
         <w:rPr/>
         <w:t xml:space="preserve">Pin source, bootstrap artifact and digest, and ccl-tests; build the native kernel; perform one clean (rebuild-ccl :clean t); start the rebuilt Lisp; run the pinned tests; preserve commands, versions, logs and FASL digests. Use the macOS x86-64 U1 reference host and pinned Darwin bootstrap. A second clean rebuild measures same-host repeatability separately. The earlier H1 results remain </w:t>
       </w:r>
-      <w:hyperlink r:id="rId6">
+      <w:hyperlink r:id="rId7">
         <w:r>
           <w:rPr>
             <w:color w:val="175C91"/>
@@ -1817,7 +1830,7 @@
         <w:rPr/>
         <w:t xml:space="preserve">The native execution matrix is macOS x86-64. Preserve all upstream target-specific source under R6, and use macOS before/after output and behavior comparisons for this project. Historical cross-target recipes remain in </w:t>
       </w:r>
-      <w:hyperlink r:id="rId6">
+      <w:hyperlink r:id="rId7">
         <w:r>
           <w:rPr>
             <w:color w:val="175C91"/>
@@ -1849,7 +1862,7 @@
     <w:p>
       <w:r>
         <w:rPr/>
-        <w:t xml:space="preserve">Architecture track, independent of CCL data: qualify engines, EH encoding and JSPI API shape; test the decided D1/D2/D4/D5 contracts and run D3’s ABI experiments. Qualify and measure C/C4/B, with module-granularity assumptions and sensitivity recorded alongside the ABI recommendation. Prove hand-built allocation, stores, roots, GC admission, lifecycle, interruptible FOREIGN I/O, EH, mailbox, lazy installation and nested debugging. D7 supplies phased inventories; census distributions refine but do not block the track. [D]</w:t>
+        <w:t xml:space="preserve">Architecture track, independent of CCL data: qualify engines, EH encoding and JSPI API shape; test D1/D2/D4/D5 and implement the selected B protocol. The reviewed C/C4/B hand-built corpus remains the correctness reference; further comparative timing is deferred. Prove allocation, stores, roots, GC admission, lifecycle, interruptible FOREIGN I/O, EH, mailbox, lazy installation and nested debugging. D7 supplies phased inventories; generated code confirms the selected contracts. [D]</w:t>
       </w:r>
     </w:p>
     <w:p>
@@ -1874,53 +1887,53 @@
       </w:r>
     </w:p>
     <w:p>
+      <w:hyperlink r:id="rId9">
+        <w:r>
+          <w:rPr>
+            <w:color w:val="175C91"/>
+            <w:u w:val="single"/>
+          </w:rPr>
+          <w:t xml:space="preserve">Stage 0 plan</w:t>
+        </w:r>
+      </w:hyperlink>
+      <w:r>
+        <w:rPr/>
+        <w:t xml:space="preserve"> separates 0A baseline controls, 0B census, 0C representation/engine proofs, 0D integrated control/concurrency, 0E ABI decision/correctness and 0F acceptance. The </w:t>
+      </w:r>
+      <w:hyperlink r:id="rId10">
+        <w:r>
+          <w:rPr>
+            <w:color w:val="175C91"/>
+            <w:u w:val="single"/>
+          </w:rPr>
+          <w:t xml:space="preserve">workflow</w:t>
+        </w:r>
+      </w:hyperlink>
+      <w:r>
+        <w:rPr/>
+        <w:t xml:space="preserve"> permits architecture work independently of native census work; both tracks join before acceptance. Subgates do not waive any Stage 0 requirement.</w:t>
+      </w:r>
+    </w:p>
+    <w:p>
+      <w:hyperlink r:id="rId11">
+        <w:r>
+          <w:rPr>
+            <w:color w:val="175C91"/>
+            <w:u w:val="single"/>
+          </w:rPr>
+          <w:t xml:space="preserve">Logical debugger frames</w:t>
+        </w:r>
+      </w:hyperlink>
+      <w:r>
+        <w:rPr/>
+        <w:t xml:space="preserve"> define observable frame identity, source/lexical maps, debug-policy availability and restoration across moving GC, suspension and EH. D3 must account for this contract before freezing an ABI. </w:t>
+      </w:r>
       <w:hyperlink r:id="rId8">
         <w:r>
           <w:rPr>
             <w:color w:val="175C91"/>
             <w:u w:val="single"/>
           </w:rPr>
-          <w:t xml:space="preserve">Stage 0 plan</w:t>
-        </w:r>
-      </w:hyperlink>
-      <w:r>
-        <w:rPr/>
-        <w:t xml:space="preserve"> separates 0A baseline controls, 0B census, 0C representation/engine proofs, 0D integrated control/concurrency, 0E ABI experiments and 0F acceptance. The </w:t>
-      </w:r>
-      <w:hyperlink r:id="rId9">
-        <w:r>
-          <w:rPr>
-            <w:color w:val="175C91"/>
-            <w:u w:val="single"/>
-          </w:rPr>
-          <w:t xml:space="preserve">workflow</w:t>
-        </w:r>
-      </w:hyperlink>
-      <w:r>
-        <w:rPr/>
-        <w:t xml:space="preserve"> permits architecture work independently of native census work; both tracks join before acceptance. Subgates do not waive any Stage 0 requirement.</w:t>
-      </w:r>
-    </w:p>
-    <w:p>
-      <w:hyperlink r:id="rId10">
-        <w:r>
-          <w:rPr>
-            <w:color w:val="175C91"/>
-            <w:u w:val="single"/>
-          </w:rPr>
-          <w:t xml:space="preserve">Logical debugger frames</w:t>
-        </w:r>
-      </w:hyperlink>
-      <w:r>
-        <w:rPr/>
-        <w:t xml:space="preserve"> define observable frame identity, source/lexical maps, debug-policy availability and restoration across moving GC, suspension and EH. D3 must account for this contract before freezing an ABI. </w:t>
-      </w:r>
-      <w:hyperlink r:id="rId7">
-        <w:r>
-          <w:rPr>
-            <w:color w:val="175C91"/>
-            <w:u w:val="single"/>
-          </w:rPr>
           <w:t xml:space="preserve">Census completeness</w:t>
         </w:r>
       </w:hyperlink>
@@ -1930,7 +1943,7 @@
       </w:r>
     </w:p>
     <w:p>
-      <w:hyperlink r:id="rId11">
+      <w:hyperlink r:id="rId12">
         <w:r>
           <w:rPr>
             <w:color w:val="175C91"/>
@@ -1941,7 +1954,7 @@
       </w:hyperlink>
       <w:r>
         <w:rPr/>
-        <w:t xml:space="preserve"> supplies initial quantitative selection, variance, resource and dedicated-host progress thresholds. Record the policy hash before selection measurements. The initial probes exercise limited mechanisms only; their results cannot satisfy complete S0 IDs.</w:t>
+        <w:t xml:space="preserve"> version 3 selects B for implementation by engineering judgment and makes further comparative timing optional. It retains the original numerical parameters for any future comparison and leaves dedicated-host progress deadlines unchanged. The initial probes still cannot satisfy complete S0 IDs.</w:t>
       </w:r>
     </w:p>
     <w:p>
@@ -2223,7 +2236,7 @@
         <w:rPr/>
         <w:t xml:space="preserve">[1] </w:t>
       </w:r>
-      <w:hyperlink r:id="rId12">
+      <w:hyperlink r:id="rId13">
         <w:r>
           <w:rPr>
             <w:color w:val="175C91"/>
@@ -2242,7 +2255,7 @@
         <w:rPr/>
         <w:t xml:space="preserve">[2] </w:t>
       </w:r>
-      <w:hyperlink r:id="rId13">
+      <w:hyperlink r:id="rId14">
         <w:r>
           <w:rPr>
             <w:color w:val="175C91"/>
@@ -2261,7 +2274,7 @@
         <w:rPr/>
         <w:t xml:space="preserve">[3] </w:t>
       </w:r>
-      <w:hyperlink r:id="rId14">
+      <w:hyperlink r:id="rId15">
         <w:r>
           <w:rPr>
             <w:color w:val="175C91"/>
@@ -2280,7 +2293,7 @@
         <w:rPr/>
         <w:t xml:space="preserve">[4] </w:t>
       </w:r>
-      <w:hyperlink r:id="rId15">
+      <w:hyperlink r:id="rId16">
         <w:r>
           <w:rPr>
             <w:color w:val="175C91"/>
@@ -2299,7 +2312,7 @@
         <w:rPr/>
         <w:t xml:space="preserve">[5] </w:t>
       </w:r>
-      <w:hyperlink r:id="rId16">
+      <w:hyperlink r:id="rId17">
         <w:r>
           <w:rPr>
             <w:color w:val="175C91"/>
@@ -2318,7 +2331,7 @@
         <w:rPr/>
         <w:t xml:space="preserve">[6] </w:t>
       </w:r>
-      <w:hyperlink r:id="rId17">
+      <w:hyperlink r:id="rId18">
         <w:r>
           <w:rPr>
             <w:color w:val="175C91"/>
@@ -2337,7 +2350,7 @@
         <w:rPr/>
         <w:t xml:space="preserve">[7] </w:t>
       </w:r>
-      <w:hyperlink r:id="rId18">
+      <w:hyperlink r:id="rId19">
         <w:r>
           <w:rPr>
             <w:color w:val="175C91"/>
@@ -2356,7 +2369,7 @@
         <w:rPr/>
         <w:t xml:space="preserve">[8] </w:t>
       </w:r>
-      <w:hyperlink r:id="rId19">
+      <w:hyperlink r:id="rId20">
         <w:r>
           <w:rPr>
             <w:color w:val="175C91"/>
@@ -2375,7 +2388,7 @@
         <w:rPr/>
         <w:t xml:space="preserve">[9] </w:t>
       </w:r>
-      <w:hyperlink r:id="rId20">
+      <w:hyperlink r:id="rId21">
         <w:r>
           <w:rPr>
             <w:color w:val="175C91"/>
@@ -2394,7 +2407,7 @@
         <w:rPr/>
         <w:t xml:space="preserve">[10] </w:t>
       </w:r>
-      <w:hyperlink r:id="rId21">
+      <w:hyperlink r:id="rId22">
         <w:r>
           <w:rPr>
             <w:color w:val="175C91"/>
@@ -2413,7 +2426,7 @@
         <w:rPr/>
         <w:t xml:space="preserve">[11] </w:t>
       </w:r>
-      <w:hyperlink r:id="rId22">
+      <w:hyperlink r:id="rId23">
         <w:r>
           <w:rPr>
             <w:color w:val="175C91"/>
@@ -2432,7 +2445,7 @@
         <w:rPr/>
         <w:t xml:space="preserve">[12] </w:t>
       </w:r>
-      <w:hyperlink r:id="rId23">
+      <w:hyperlink r:id="rId24">
         <w:r>
           <w:rPr>
             <w:color w:val="175C91"/>
@@ -2451,7 +2464,7 @@
         <w:rPr/>
         <w:t xml:space="preserve">[13] </w:t>
       </w:r>
-      <w:hyperlink r:id="rId24">
+      <w:hyperlink r:id="rId25">
         <w:r>
           <w:rPr>
             <w:color w:val="175C91"/>
@@ -2470,7 +2483,7 @@
         <w:rPr/>
         <w:t xml:space="preserve">[14] </w:t>
       </w:r>
-      <w:hyperlink r:id="rId25">
+      <w:hyperlink r:id="rId26">
         <w:r>
           <w:rPr>
             <w:color w:val="175C91"/>
@@ -2489,7 +2502,7 @@
         <w:rPr/>
         <w:t xml:space="preserve">[15] </w:t>
       </w:r>
-      <w:hyperlink r:id="rId26">
+      <w:hyperlink r:id="rId27">
         <w:r>
           <w:rPr>
             <w:color w:val="175C91"/>
@@ -2508,7 +2521,7 @@
         <w:rPr/>
         <w:t xml:space="preserve">[16] </w:t>
       </w:r>
-      <w:hyperlink r:id="rId27">
+      <w:hyperlink r:id="rId28">
         <w:r>
           <w:rPr>
             <w:color w:val="175C91"/>
@@ -2527,7 +2540,7 @@
         <w:rPr/>
         <w:t xml:space="preserve">[17] </w:t>
       </w:r>
-      <w:hyperlink r:id="rId28">
+      <w:hyperlink r:id="rId29">
         <w:r>
           <w:rPr>
             <w:color w:val="175C91"/>
@@ -2546,7 +2559,7 @@
         <w:rPr/>
         <w:t xml:space="preserve">[18] </w:t>
       </w:r>
-      <w:hyperlink r:id="rId29">
+      <w:hyperlink r:id="rId30">
         <w:r>
           <w:rPr>
             <w:color w:val="175C91"/>
@@ -2565,7 +2578,7 @@
         <w:rPr/>
         <w:t xml:space="preserve">[19] </w:t>
       </w:r>
-      <w:hyperlink r:id="rId30">
+      <w:hyperlink r:id="rId31">
         <w:r>
           <w:rPr>
             <w:color w:val="175C91"/>
@@ -2584,7 +2597,7 @@
         <w:rPr/>
         <w:t xml:space="preserve">[20] </w:t>
       </w:r>
-      <w:hyperlink r:id="rId31">
+      <w:hyperlink r:id="rId32">
         <w:r>
           <w:rPr>
             <w:color w:val="175C91"/>
@@ -2603,7 +2616,7 @@
         <w:rPr/>
         <w:t xml:space="preserve">[21] </w:t>
       </w:r>
-      <w:hyperlink r:id="rId32">
+      <w:hyperlink r:id="rId33">
         <w:r>
           <w:rPr>
             <w:color w:val="175C91"/>
@@ -2622,7 +2635,7 @@
         <w:rPr/>
         <w:t xml:space="preserve">[22] </w:t>
       </w:r>
-      <w:hyperlink r:id="rId33">
+      <w:hyperlink r:id="rId34">
         <w:r>
           <w:rPr>
             <w:color w:val="175C91"/>
@@ -2641,7 +2654,7 @@
         <w:rPr/>
         <w:t xml:space="preserve">[23] </w:t>
       </w:r>
-      <w:hyperlink r:id="rId34">
+      <w:hyperlink r:id="rId35">
         <w:r>
           <w:rPr>
             <w:color w:val="175C91"/>
@@ -2660,7 +2673,7 @@
         <w:rPr/>
         <w:t xml:space="preserve">[24] </w:t>
       </w:r>
-      <w:hyperlink r:id="rId35">
+      <w:hyperlink r:id="rId36">
         <w:r>
           <w:rPr>
             <w:color w:val="175C91"/>
@@ -2679,7 +2692,7 @@
         <w:rPr/>
         <w:t xml:space="preserve">[25] </w:t>
       </w:r>
-      <w:hyperlink r:id="rId36">
+      <w:hyperlink r:id="rId37">
         <w:r>
           <w:rPr>
             <w:color w:val="175C91"/>
@@ -2696,7 +2709,7 @@
     <w:p>
       <w:r>
         <w:rPr/>
-        <w:t xml:space="preserve">[D] Stage 0 Desk Decisions v1.8, 11 September 2026 D1 derived data layout; D2 profile materialization; D3 open ABI candidate sequence; D4 selected runtime split; D5 GC admission, logical IDs/entry slots and interruptible mailbox; D6 vocabulary/lowering; D7 phased tests. Decision choices are distinct from implementation/test acceptance. CCL_WebAssembly_Stage0_Desk_Decisions_v1_8.docx</w:t>
+        <w:t xml:space="preserve">[D] Stage 0 Desk Decisions v1.8, 11 September 2026 D1 derived data layout; D2 profile materialization; D3 B implementation choice (12 September amendment); D4 selected runtime split; D5 GC admission, logical IDs/entry slots and interruptible mailbox; D6 vocabulary/lowering; D7 phased tests. Decision choices are distinct from implementation/test acceptance. CCL_WebAssembly_Stage0_Desk_Decisions_v1_8.docx</w:t>
       </w:r>
     </w:p>
     <w:p>
@@ -2713,7 +2726,7 @@
         <w:rPr/>
         <w:t xml:space="preserve">[U1] </w:t>
       </w:r>
-      <w:hyperlink r:id="rId37">
+      <w:hyperlink r:id="rId38">
         <w:r>
           <w:rPr>
             <w:color w:val="175C91"/>
@@ -2732,7 +2745,7 @@
         <w:rPr/>
         <w:t xml:space="preserve">[U1a] </w:t>
       </w:r>
-      <w:hyperlink r:id="rId38">
+      <w:hyperlink r:id="rId39">
         <w:r>
           <w:rPr>
             <w:color w:val="175C91"/>
@@ -2751,7 +2764,7 @@
         <w:rPr/>
         <w:t xml:space="preserve">[P1] </w:t>
       </w:r>
-      <w:hyperlink r:id="rId39">
+      <w:hyperlink r:id="rId40">
         <w:r>
           <w:rPr>
             <w:color w:val="175C91"/>

--- a/doc/WASM/Clozure_CL_WebAssembly_Port_Outline_v0_17.docx
+++ b/doc/WASM/Clozure_CL_WebAssembly_Port_Outline_v0_17.docx
@@ -1856,7 +1856,20 @@
     <w:p>
       <w:r>
         <w:rPr/>
-        <w:t xml:space="preserve">Census track, inside the qualified native compiler: enumerate evaluated acode IDs and flags, front-end elimination and rewrites, native handlers, vinsns, LAP and subprimitives, imports, traps, foreign calls and barrier-sensitive stores; instrument cross-compilation against a census stub backend for static module/function reachability; observe cold-start file opens externally with a macOS file-activity tracer and compare with static load-site projection. Join operator keys (IDs, flags, lowering chains) to module/function keys (dependency reachability, observed load order) through the instrumented compilation record. Registering the stub backend is the first shared edit governed by R6 and is followed by the first R6 comparison.</w:t>
+        <w:t xml:space="preserve">Census track, inside the qualified native compiler: enumerate evaluated acode IDs and flags, front-end elimination and rewrites, native handlers, vinsns, LAP and subprimitives, imports, traps, foreign calls and barrier-sensitive stores; instrument cross-compilation against a census stub backend for static module/function reachability; observe cold-start file opens externally with a macOS file-activity tracer and compare with static load-site projection. Join operator keys (IDs, flags, lowering chains) to module/function keys (dependency reachability, observed load order) through the instrumented compilation record. The 12 September </w:t>
+      </w:r>
+      <w:hyperlink r:id="rId9">
+        <w:r>
+          <w:rPr>
+            <w:color w:val="175C91"/>
+            <w:u w:val="single"/>
+          </w:rPr>
+          <w:t xml:space="preserve">reversible observation step</w:t>
+        </w:r>
+      </w:hyperlink>
+      <w:r>
+        <w:rPr/>
+        <w:t xml:space="preserve"> precedes backend registration and has its own R6 comparison in disposable U1 copies. Subsequent stub registration requires its own authorized shared edit and R6 comparison; implementation starts from pristine U1.</w:t>
       </w:r>
     </w:p>
     <w:p>
@@ -1887,7 +1900,7 @@
       </w:r>
     </w:p>
     <w:p>
-      <w:hyperlink r:id="rId9">
+      <w:hyperlink r:id="rId10">
         <w:r>
           <w:rPr>
             <w:color w:val="175C91"/>
@@ -1900,7 +1913,7 @@
         <w:rPr/>
         <w:t xml:space="preserve"> separates 0A baseline controls, 0B census, 0C representation/engine proofs, 0D integrated control/concurrency, 0E ABI decision/correctness and 0F acceptance. The </w:t>
       </w:r>
-      <w:hyperlink r:id="rId10">
+      <w:hyperlink r:id="rId11">
         <w:r>
           <w:rPr>
             <w:color w:val="175C91"/>
@@ -1915,7 +1928,7 @@
       </w:r>
     </w:p>
     <w:p>
-      <w:hyperlink r:id="rId11">
+      <w:hyperlink r:id="rId12">
         <w:r>
           <w:rPr>
             <w:color w:val="175C91"/>
@@ -1943,7 +1956,7 @@
       </w:r>
     </w:p>
     <w:p>
-      <w:hyperlink r:id="rId12">
+      <w:hyperlink r:id="rId13">
         <w:r>
           <w:rPr>
             <w:color w:val="175C91"/>
@@ -2236,7 +2249,7 @@
         <w:rPr/>
         <w:t xml:space="preserve">[1] </w:t>
       </w:r>
-      <w:hyperlink r:id="rId13">
+      <w:hyperlink r:id="rId14">
         <w:r>
           <w:rPr>
             <w:color w:val="175C91"/>
@@ -2255,7 +2268,7 @@
         <w:rPr/>
         <w:t xml:space="preserve">[2] </w:t>
       </w:r>
-      <w:hyperlink r:id="rId14">
+      <w:hyperlink r:id="rId15">
         <w:r>
           <w:rPr>
             <w:color w:val="175C91"/>
@@ -2274,7 +2287,7 @@
         <w:rPr/>
         <w:t xml:space="preserve">[3] </w:t>
       </w:r>
-      <w:hyperlink r:id="rId15">
+      <w:hyperlink r:id="rId16">
         <w:r>
           <w:rPr>
             <w:color w:val="175C91"/>
@@ -2293,7 +2306,7 @@
         <w:rPr/>
         <w:t xml:space="preserve">[4] </w:t>
       </w:r>
-      <w:hyperlink r:id="rId16">
+      <w:hyperlink r:id="rId17">
         <w:r>
           <w:rPr>
             <w:color w:val="175C91"/>
@@ -2312,7 +2325,7 @@
         <w:rPr/>
         <w:t xml:space="preserve">[5] </w:t>
       </w:r>
-      <w:hyperlink r:id="rId17">
+      <w:hyperlink r:id="rId18">
         <w:r>
           <w:rPr>
             <w:color w:val="175C91"/>
@@ -2331,7 +2344,7 @@
         <w:rPr/>
         <w:t xml:space="preserve">[6] </w:t>
       </w:r>
-      <w:hyperlink r:id="rId18">
+      <w:hyperlink r:id="rId19">
         <w:r>
           <w:rPr>
             <w:color w:val="175C91"/>
@@ -2350,7 +2363,7 @@
         <w:rPr/>
         <w:t xml:space="preserve">[7] </w:t>
       </w:r>
-      <w:hyperlink r:id="rId19">
+      <w:hyperlink r:id="rId20">
         <w:r>
           <w:rPr>
             <w:color w:val="175C91"/>
@@ -2369,7 +2382,7 @@
         <w:rPr/>
         <w:t xml:space="preserve">[8] </w:t>
       </w:r>
-      <w:hyperlink r:id="rId20">
+      <w:hyperlink r:id="rId21">
         <w:r>
           <w:rPr>
             <w:color w:val="175C91"/>
@@ -2388,7 +2401,7 @@
         <w:rPr/>
         <w:t xml:space="preserve">[9] </w:t>
       </w:r>
-      <w:hyperlink r:id="rId21">
+      <w:hyperlink r:id="rId22">
         <w:r>
           <w:rPr>
             <w:color w:val="175C91"/>
@@ -2407,7 +2420,7 @@
         <w:rPr/>
         <w:t xml:space="preserve">[10] </w:t>
       </w:r>
-      <w:hyperlink r:id="rId22">
+      <w:hyperlink r:id="rId23">
         <w:r>
           <w:rPr>
             <w:color w:val="175C91"/>
@@ -2426,7 +2439,7 @@
         <w:rPr/>
         <w:t xml:space="preserve">[11] </w:t>
       </w:r>
-      <w:hyperlink r:id="rId23">
+      <w:hyperlink r:id="rId24">
         <w:r>
           <w:rPr>
             <w:color w:val="175C91"/>
@@ -2445,7 +2458,7 @@
         <w:rPr/>
         <w:t xml:space="preserve">[12] </w:t>
       </w:r>
-      <w:hyperlink r:id="rId24">
+      <w:hyperlink r:id="rId25">
         <w:r>
           <w:rPr>
             <w:color w:val="175C91"/>
@@ -2464,7 +2477,7 @@
         <w:rPr/>
         <w:t xml:space="preserve">[13] </w:t>
       </w:r>
-      <w:hyperlink r:id="rId25">
+      <w:hyperlink r:id="rId26">
         <w:r>
           <w:rPr>
             <w:color w:val="175C91"/>
@@ -2483,7 +2496,7 @@
         <w:rPr/>
         <w:t xml:space="preserve">[14] </w:t>
       </w:r>
-      <w:hyperlink r:id="rId26">
+      <w:hyperlink r:id="rId27">
         <w:r>
           <w:rPr>
             <w:color w:val="175C91"/>
@@ -2502,7 +2515,7 @@
         <w:rPr/>
         <w:t xml:space="preserve">[15] </w:t>
       </w:r>
-      <w:hyperlink r:id="rId27">
+      <w:hyperlink r:id="rId28">
         <w:r>
           <w:rPr>
             <w:color w:val="175C91"/>
@@ -2521,7 +2534,7 @@
         <w:rPr/>
         <w:t xml:space="preserve">[16] </w:t>
       </w:r>
-      <w:hyperlink r:id="rId28">
+      <w:hyperlink r:id="rId29">
         <w:r>
           <w:rPr>
             <w:color w:val="175C91"/>
@@ -2540,7 +2553,7 @@
         <w:rPr/>
         <w:t xml:space="preserve">[17] </w:t>
       </w:r>
-      <w:hyperlink r:id="rId29">
+      <w:hyperlink r:id="rId30">
         <w:r>
           <w:rPr>
             <w:color w:val="175C91"/>
@@ -2559,7 +2572,7 @@
         <w:rPr/>
         <w:t xml:space="preserve">[18] </w:t>
       </w:r>
-      <w:hyperlink r:id="rId30">
+      <w:hyperlink r:id="rId31">
         <w:r>
           <w:rPr>
             <w:color w:val="175C91"/>
@@ -2578,7 +2591,7 @@
         <w:rPr/>
         <w:t xml:space="preserve">[19] </w:t>
       </w:r>
-      <w:hyperlink r:id="rId31">
+      <w:hyperlink r:id="rId32">
         <w:r>
           <w:rPr>
             <w:color w:val="175C91"/>
@@ -2597,7 +2610,7 @@
         <w:rPr/>
         <w:t xml:space="preserve">[20] </w:t>
       </w:r>
-      <w:hyperlink r:id="rId32">
+      <w:hyperlink r:id="rId33">
         <w:r>
           <w:rPr>
             <w:color w:val="175C91"/>
@@ -2616,7 +2629,7 @@
         <w:rPr/>
         <w:t xml:space="preserve">[21] </w:t>
       </w:r>
-      <w:hyperlink r:id="rId33">
+      <w:hyperlink r:id="rId34">
         <w:r>
           <w:rPr>
             <w:color w:val="175C91"/>
@@ -2635,7 +2648,7 @@
         <w:rPr/>
         <w:t xml:space="preserve">[22] </w:t>
       </w:r>
-      <w:hyperlink r:id="rId34">
+      <w:hyperlink r:id="rId35">
         <w:r>
           <w:rPr>
             <w:color w:val="175C91"/>
@@ -2654,7 +2667,7 @@
         <w:rPr/>
         <w:t xml:space="preserve">[23] </w:t>
       </w:r>
-      <w:hyperlink r:id="rId35">
+      <w:hyperlink r:id="rId36">
         <w:r>
           <w:rPr>
             <w:color w:val="175C91"/>
@@ -2673,7 +2686,7 @@
         <w:rPr/>
         <w:t xml:space="preserve">[24] </w:t>
       </w:r>
-      <w:hyperlink r:id="rId36">
+      <w:hyperlink r:id="rId37">
         <w:r>
           <w:rPr>
             <w:color w:val="175C91"/>
@@ -2692,7 +2705,7 @@
         <w:rPr/>
         <w:t xml:space="preserve">[25] </w:t>
       </w:r>
-      <w:hyperlink r:id="rId37">
+      <w:hyperlink r:id="rId38">
         <w:r>
           <w:rPr>
             <w:color w:val="175C91"/>
@@ -2726,7 +2739,7 @@
         <w:rPr/>
         <w:t xml:space="preserve">[U1] </w:t>
       </w:r>
-      <w:hyperlink r:id="rId38">
+      <w:hyperlink r:id="rId39">
         <w:r>
           <w:rPr>
             <w:color w:val="175C91"/>
@@ -2745,7 +2758,7 @@
         <w:rPr/>
         <w:t xml:space="preserve">[U1a] </w:t>
       </w:r>
-      <w:hyperlink r:id="rId39">
+      <w:hyperlink r:id="rId40">
         <w:r>
           <w:rPr>
             <w:color w:val="175C91"/>
@@ -2764,7 +2777,7 @@
         <w:rPr/>
         <w:t xml:space="preserve">[P1] </w:t>
       </w:r>
-      <w:hyperlink r:id="rId40">
+      <w:hyperlink r:id="rId41">
         <w:r>
           <w:rPr>
             <w:color w:val="175C91"/>

--- a/doc/WASM/Clozure_CL_WebAssembly_Port_Outline_v0_17.docx
+++ b/doc/WASM/Clozure_CL_WebAssembly_Port_Outline_v0_17.docx
@@ -60,7 +60,7 @@
       </w:hyperlink>
       <w:r>
         <w:rPr/>
-        <w:t xml:space="preserve"> and Claude fifth audit are retained. The user accepted S0-LL21-a for identity publication with pre-provisioned module bytes. The aggregate has 26 scoped acceptances and 23 missing records. </w:t>
+        <w:t xml:space="preserve"> and Claude fifth audit are retained. S0-LL21-a is reviewed but not accepted: the user clarified that its purported acceptance was quoted reviewer text. The corrected aggregate preserves 26 valid acceptances, including S0-LL08-b, and has 22 missing records plus LL21-a awaiting project acceptance. </w:t>
       </w:r>
       <w:hyperlink r:id="rId3">
         <w:r>

--- a/doc/WASM/Clozure_CL_WebAssembly_Port_Outline_v0_17.docx
+++ b/doc/WASM/Clozure_CL_WebAssembly_Port_Outline_v0_17.docx
@@ -60,7 +60,7 @@
       </w:hyperlink>
       <w:r>
         <w:rPr/>
-        <w:t xml:space="preserve"> and Claude fifth audit are retained. S0-LL21-a is reviewed but not accepted: the user clarified that its purported acceptance was quoted reviewer text. The corrected aggregate preserves 26 valid acceptances, including S0-LL08-b, and has 22 missing records plus LL21-a awaiting project acceptance. </w:t>
+        <w:t xml:space="preserve"> and Claude fifth audit are retained. S0-LL21-a is accepted by the user's own statement after a withdrawn misattributed decision. The aggregate has 27 scoped acceptances and 22 missing records. </w:t>
       </w:r>
       <w:hyperlink r:id="rId3">
         <w:r>
